--- a/Recoleccion_INPEC/Sistema de gestión de turnos para la recolección de basuras realizado por los presos del INPEC en Fusagasugá.docx
+++ b/Recoleccion_INPEC/Sistema de gestión de turnos para la recolección de basuras realizado por los presos del INPEC en Fusagasugá.docx
@@ -1782,9 +1782,10 @@
         <w:ind w:left="720" w:hanging="436"/>
         <w:rPr>
           <w:rFonts w:ascii="Times New Roman" w:eastAsia="Times New Roman" w:hAnsi="Times New Roman" w:cs="Times New Roman"/>
-          <w:sz w:val="24"/>
-          <w:szCs w:val="24"/>
-          <w:lang w:val="en-US"/>
+          <w:color w:val="1155CC"/>
+          <w:sz w:val="24"/>
+          <w:szCs w:val="24"/>
+          <w:u w:val="single"/>
         </w:rPr>
       </w:pPr>
       <w:hyperlink r:id="rId7">
@@ -1800,6 +1801,85 @@
           <w:t>https://github.com/nataliarojas79513566-cell</w:t>
         </w:r>
       </w:hyperlink>
+    </w:p>
+    <w:p>
+      <w:pPr>
+        <w:spacing w:before="240" w:after="240"/>
+        <w:ind w:left="720" w:hanging="436"/>
+        <w:rPr>
+          <w:rFonts w:ascii="Times New Roman" w:eastAsia="Times New Roman" w:hAnsi="Times New Roman" w:cs="Times New Roman"/>
+          <w:sz w:val="24"/>
+          <w:szCs w:val="24"/>
+        </w:rPr>
+      </w:pPr>
+      <w:r>
+        <w:rPr>
+          <w:rFonts w:ascii="Times New Roman" w:eastAsia="Times New Roman" w:hAnsi="Times New Roman" w:cs="Times New Roman"/>
+          <w:sz w:val="24"/>
+          <w:szCs w:val="24"/>
+        </w:rPr>
+        <w:fldChar w:fldCharType="begin"/>
+      </w:r>
+      <w:r>
+        <w:rPr>
+          <w:rFonts w:ascii="Times New Roman" w:eastAsia="Times New Roman" w:hAnsi="Times New Roman" w:cs="Times New Roman"/>
+          <w:sz w:val="24"/>
+          <w:szCs w:val="24"/>
+        </w:rPr>
+        <w:instrText>HYPERLINK "</w:instrText>
+      </w:r>
+      <w:r>
+        <w:rPr>
+          <w:rFonts w:ascii="Times New Roman" w:eastAsia="Times New Roman" w:hAnsi="Times New Roman" w:cs="Times New Roman"/>
+          <w:sz w:val="24"/>
+          <w:szCs w:val="24"/>
+        </w:rPr>
+        <w:instrText>https://github.com/sabego2006/ESTRUCTURAS-DE-INFORMACION.git</w:instrText>
+      </w:r>
+      <w:r>
+        <w:rPr>
+          <w:rFonts w:ascii="Times New Roman" w:eastAsia="Times New Roman" w:hAnsi="Times New Roman" w:cs="Times New Roman"/>
+          <w:sz w:val="24"/>
+          <w:szCs w:val="24"/>
+        </w:rPr>
+        <w:instrText>"</w:instrText>
+      </w:r>
+      <w:r>
+        <w:rPr>
+          <w:rFonts w:ascii="Times New Roman" w:eastAsia="Times New Roman" w:hAnsi="Times New Roman" w:cs="Times New Roman"/>
+          <w:sz w:val="24"/>
+          <w:szCs w:val="24"/>
+        </w:rPr>
+        <w:fldChar w:fldCharType="separate"/>
+      </w:r>
+      <w:r>
+        <w:rPr>
+          <w:rStyle w:val="Hipervnculo"/>
+          <w:rFonts w:ascii="Times New Roman" w:eastAsia="Times New Roman" w:hAnsi="Times New Roman" w:cs="Times New Roman"/>
+          <w:sz w:val="24"/>
+          <w:szCs w:val="24"/>
+        </w:rPr>
+        <w:t>https://github.com/sabego2006/ESTRUCTURAS-DE-INFORMACION.git</w:t>
+      </w:r>
+      <w:r>
+        <w:rPr>
+          <w:rFonts w:ascii="Times New Roman" w:eastAsia="Times New Roman" w:hAnsi="Times New Roman" w:cs="Times New Roman"/>
+          <w:sz w:val="24"/>
+          <w:szCs w:val="24"/>
+        </w:rPr>
+        <w:fldChar w:fldCharType="end"/>
+      </w:r>
+    </w:p>
+    <w:p>
+      <w:pPr>
+        <w:spacing w:before="240" w:after="240"/>
+        <w:ind w:left="720" w:hanging="436"/>
+        <w:rPr>
+          <w:rFonts w:ascii="Times New Roman" w:eastAsia="Times New Roman" w:hAnsi="Times New Roman" w:cs="Times New Roman"/>
+          <w:sz w:val="24"/>
+          <w:szCs w:val="24"/>
+        </w:rPr>
+      </w:pPr>
     </w:p>
     <w:p>
       <w:pPr>
@@ -3601,6 +3681,41 @@
       <w:szCs w:val="28"/>
     </w:rPr>
   </w:style>
+  <w:style w:type="character" w:styleId="Hipervnculo">
+    <w:name w:val="Hyperlink"/>
+    <w:basedOn w:val="Fuentedeprrafopredeter"/>
+    <w:uiPriority w:val="99"/>
+    <w:unhideWhenUsed/>
+    <w:rsid w:val="009D4DC7"/>
+    <w:rPr>
+      <w:color w:val="0000FF" w:themeColor="hyperlink"/>
+      <w:u w:val="single"/>
+    </w:rPr>
+  </w:style>
+  <w:style w:type="character" w:styleId="Mencinsinresolver">
+    <w:name w:val="Unresolved Mention"/>
+    <w:basedOn w:val="Fuentedeprrafopredeter"/>
+    <w:uiPriority w:val="99"/>
+    <w:semiHidden/>
+    <w:unhideWhenUsed/>
+    <w:rsid w:val="009D4DC7"/>
+    <w:rPr>
+      <w:color w:val="605E5C"/>
+      <w:shd w:val="clear" w:color="auto" w:fill="E1DFDD"/>
+    </w:rPr>
+  </w:style>
+  <w:style w:type="character" w:styleId="Hipervnculovisitado">
+    <w:name w:val="FollowedHyperlink"/>
+    <w:basedOn w:val="Fuentedeprrafopredeter"/>
+    <w:uiPriority w:val="99"/>
+    <w:semiHidden/>
+    <w:unhideWhenUsed/>
+    <w:rsid w:val="009D4DC7"/>
+    <w:rPr>
+      <w:color w:val="800080" w:themeColor="followedHyperlink"/>
+      <w:u w:val="single"/>
+    </w:rPr>
+  </w:style>
 </w:styles>
 </file>
 
